--- a/manifest_watch_proposal.docx
+++ b/manifest_watch_proposal.docx
@@ -652,7 +652,7 @@
           <w:sz w:val="22"/>
           <w:szCs w:val="22"/>
         </w:rPr>
-        <w:t xml:space="preserve">DRI officers receive passenger manifest files from airlines as email attachments — Excel, CSV, and PDF documents containing names, passport numbers, contact details, PNRs, seat assignments, routes, and baggage data. Cross-checking these against the blacklist is currently a manual, officer-by-officer process.</w:t>
+        <w:t xml:space="preserve">DRI officers receive passenger manifest files from airlines as email attachments in Excel, CSV, and PDF formats. Each file must be individually downloaded, parsed, and checked against the blacklist. While spreadsheet tools can assist with Excel and CSV files, PDF manifests — which several carriers send — offer no such shortcut and must be reviewed entirely by hand. The process is fragmented, officer-dependent, and leaves no central record.</w:t>
       </w:r>
     </w:p>
     <w:p>
@@ -693,7 +693,7 @@
           <w:sz w:val="22"/>
           <w:szCs w:val="22"/>
         </w:rPr>
-        <w:t xml:space="preserve">Slow: A manifest of 200+ passengers reviewed manually consumes 30–90 minutes per file.</w:t>
+        <w:t xml:space="preserve">PDF manifests are unstructured: VLOOKUP and similar spreadsheet tools do not work on PDF attachments. An officer must open the file, read it manually or copy-paste into a spreadsheet, and then attempt matching — a process that is slow and inconsistent across individuals.</w:t>
       </w:r>
     </w:p>
     <w:p>
@@ -712,7 +712,7 @@
           <w:sz w:val="22"/>
           <w:szCs w:val="22"/>
         </w:rPr>
-        <w:t xml:space="preserve">Error-prone: Name and phone-number variants (formatting, spacing, country codes) are missed by the human eye.</w:t>
+        <w:t xml:space="preserve">Constant manual monitoring required: manifests arrive at irregular intervals throughout the day. An officer must actively check their inbox and process each file as it arrives. Any delay — a meeting, leave, or overnight gap — means manifests go unchecked until someone manually attends to them.</w:t>
       </w:r>
     </w:p>
     <w:p>
@@ -731,7 +731,7 @@
           <w:sz w:val="22"/>
           <w:szCs w:val="22"/>
         </w:rPr>
-        <w:t xml:space="preserve">Reactive: Alerts are only generated if an officer reviews the right manifest at the right time.</w:t>
+        <w:t xml:space="preserve">No centralised passenger history: each manifest is processed in isolation and then discarded or filed locally. There is no searchable record of who has travelled on which flights, making it impossible to identify travel patterns or cross-reference a person across multiple manifests without manual file retrieval.</w:t>
       </w:r>
     </w:p>
     <w:p>
@@ -750,7 +750,7 @@
           <w:sz w:val="22"/>
           <w:szCs w:val="22"/>
         </w:rPr>
-        <w:t xml:space="preserve">No consolidated history: Travel history for a passport number spans hundreds of separate files with no query capability.</w:t>
+        <w:t xml:space="preserve">Manual alert communication: when a match is found, the officer must communicate it — by phone, email, or in person — to the relevant team. There is no automated, timestamped notification and no record that the alert was raised, actioned, or by whom.</w:t>
       </w:r>
     </w:p>
     <w:p>
@@ -769,7 +769,7 @@
           <w:sz w:val="22"/>
           <w:szCs w:val="22"/>
         </w:rPr>
-        <w:t xml:space="preserve">No audit trail: No record of which manifests were reviewed, by whom, or when.</w:t>
+        <w:t xml:space="preserve">No audit trail: there is no system record of which manifests were received, which were checked, when, and by whom. This creates accountability gaps and weakens the evidentiary record in any downstream enforcement action.</w:t>
       </w:r>
     </w:p>
     <w:p>
@@ -788,7 +788,7 @@
           <w:sz w:val="22"/>
           <w:szCs w:val="22"/>
         </w:rPr>
-        <w:t xml:space="preserve">Not scalable: Every additional airline or route multiplies the manual burden linearly.</w:t>
+        <w:t xml:space="preserve">Not scalable: every additional airline or route multiplies the manual workload. There is no mechanism to absorb increased manifest volume without a proportional increase in officer time.</w:t>
       </w:r>
     </w:p>
     <w:p>
@@ -857,7 +857,7 @@
                 <w:sz w:val="21"/>
                 <w:szCs w:val="21"/>
               </w:rPr>
-              <w:t xml:space="preserve">Each manifest requires an officer to download the file, maintain a local copy of the blacklist, run VLOOKUP, resolve mismatches caused by name or phone formatting, and log the outcome manually.</w:t>
+              <w:t xml:space="preserve">PDF manifests cannot be screened with VLOOKUP or any spreadsheet tool. Officers must read them manually, line by line, before any matching is possible.</w:t>
             </w:r>
           </w:p>
           <w:p>
@@ -871,7 +871,7 @@
                 <w:sz w:val="21"/>
                 <w:szCs w:val="21"/>
               </w:rPr>
-              <w:t xml:space="preserve">Across 5 manifests a day, that is 60–90 minutes of repetitive administrative work daily — none of it captured in any central record.</w:t>
+              <w:t xml:space="preserve">Even after a match is found, there is no automated alert — the officer must manually communicate the finding and no timestamped record is created.</w:t>
             </w:r>
           </w:p>
         </w:tc>
@@ -2224,659 +2224,305 @@
         <w:t xml:space="preserve">5.  Operational Benefits</w:t>
       </w:r>
     </w:p>
-    <w:tbl>
-      <w:tblPr>
-        <w:tblW w:type="dxa" w:w="9360"/>
-        <w:tblBorders>
-          <w:top w:val="single" w:color="auto" w:sz="4"/>
-          <w:left w:val="single" w:color="auto" w:sz="4"/>
-          <w:bottom w:val="single" w:color="auto" w:sz="4"/>
-          <w:right w:val="single" w:color="auto" w:sz="4"/>
-          <w:insideH w:val="single" w:color="auto" w:sz="4"/>
-          <w:insideV w:val="single" w:color="auto" w:sz="4"/>
-        </w:tblBorders>
-      </w:tblPr>
-      <w:tblGrid>
-        <w:gridCol w:w="2000"/>
-        <w:gridCol w:w="3480"/>
-        <w:gridCol w:w="3880"/>
-      </w:tblGrid>
-      <w:tr>
-        <w:trPr>
-          <w:tblHeader/>
-        </w:trPr>
-        <w:tc>
-          <w:tcPr>
-            <w:tcW w:type="dxa" w:w="2000"/>
-            <w:tcBorders>
-              <w:top w:val="single" w:color="1B2E4B" w:sz="4"/>
-              <w:left w:val="single" w:color="1B2E4B" w:sz="4"/>
-              <w:bottom w:val="single" w:color="1B2E4B" w:sz="4"/>
-              <w:right w:val="single" w:color="1B2E4B" w:sz="4"/>
-            </w:tcBorders>
-            <w:shd w:fill="1B2E4B" w:val="clear"/>
-            <w:tcMar>
-              <w:top w:type="dxa" w:w="100"/>
-              <w:left w:type="dxa" w:w="140"/>
-              <w:bottom w:type="dxa" w:w="100"/>
-              <w:right w:type="dxa" w:w="140"/>
-            </w:tcMar>
-            <w:vAlign w:val="center"/>
-          </w:tcPr>
-          <w:p>
-            <w:r>
-              <w:rPr>
-                <w:rFonts w:ascii="Arial" w:cs="Arial" w:eastAsia="Arial" w:hAnsi="Arial"/>
-                <w:b/>
-                <w:bCs/>
-                <w:color w:val="FFFFFF"/>
-                <w:sz w:val="20"/>
-                <w:szCs w:val="20"/>
-              </w:rPr>
-              <w:t xml:space="preserve">Area</w:t>
-            </w:r>
-          </w:p>
-        </w:tc>
-        <w:tc>
-          <w:tcPr>
-            <w:tcW w:type="dxa" w:w="3480"/>
-            <w:tcBorders>
-              <w:top w:val="single" w:color="1B2E4B" w:sz="4"/>
-              <w:left w:val="single" w:color="1B2E4B" w:sz="4"/>
-              <w:bottom w:val="single" w:color="1B2E4B" w:sz="4"/>
-              <w:right w:val="single" w:color="1B2E4B" w:sz="4"/>
-            </w:tcBorders>
-            <w:shd w:fill="1B2E4B" w:val="clear"/>
-            <w:tcMar>
-              <w:top w:type="dxa" w:w="100"/>
-              <w:left w:type="dxa" w:w="140"/>
-              <w:bottom w:type="dxa" w:w="100"/>
-              <w:right w:type="dxa" w:w="140"/>
-            </w:tcMar>
-            <w:vAlign w:val="center"/>
-          </w:tcPr>
-          <w:p>
-            <w:r>
-              <w:rPr>
-                <w:rFonts w:ascii="Arial" w:cs="Arial" w:eastAsia="Arial" w:hAnsi="Arial"/>
-                <w:b/>
-                <w:bCs/>
-                <w:color w:val="FFFFFF"/>
-                <w:sz w:val="20"/>
-                <w:szCs w:val="20"/>
-              </w:rPr>
-              <w:t xml:space="preserve">Manual Process</w:t>
-            </w:r>
-          </w:p>
-        </w:tc>
-        <w:tc>
-          <w:tcPr>
-            <w:tcW w:type="dxa" w:w="3880"/>
-            <w:tcBorders>
-              <w:top w:val="single" w:color="1B2E4B" w:sz="4"/>
-              <w:left w:val="single" w:color="1B2E4B" w:sz="4"/>
-              <w:bottom w:val="single" w:color="1B2E4B" w:sz="4"/>
-              <w:right w:val="single" w:color="1B2E4B" w:sz="4"/>
-            </w:tcBorders>
-            <w:shd w:fill="1B2E4B" w:val="clear"/>
-            <w:tcMar>
-              <w:top w:type="dxa" w:w="100"/>
-              <w:left w:type="dxa" w:w="140"/>
-              <w:bottom w:type="dxa" w:w="100"/>
-              <w:right w:type="dxa" w:w="140"/>
-            </w:tcMar>
-            <w:vAlign w:val="center"/>
-          </w:tcPr>
-          <w:p>
-            <w:r>
-              <w:rPr>
-                <w:rFonts w:ascii="Arial" w:cs="Arial" w:eastAsia="Arial" w:hAnsi="Arial"/>
-                <w:b/>
-                <w:bCs/>
-                <w:color w:val="FFFFFF"/>
-                <w:sz w:val="20"/>
-                <w:szCs w:val="20"/>
-              </w:rPr>
-              <w:t xml:space="preserve">With Manifest Watch</w:t>
-            </w:r>
-          </w:p>
-        </w:tc>
-      </w:tr>
-      <w:tr>
-        <w:tc>
-          <w:tcPr>
-            <w:tcW w:type="dxa" w:w="2000"/>
-            <w:tcBorders>
-              <w:top w:val="single" w:color="D9E2EE" w:sz="4"/>
-              <w:left w:val="single" w:color="D9E2EE" w:sz="4"/>
-              <w:bottom w:val="single" w:color="D9E2EE" w:sz="4"/>
-              <w:right w:val="single" w:color="D9E2EE" w:sz="4"/>
-            </w:tcBorders>
-            <w:shd w:fill="F2F5F9" w:val="clear"/>
-            <w:tcMar>
-              <w:top w:type="dxa" w:w="80"/>
-              <w:left w:type="dxa" w:w="140"/>
-              <w:bottom w:type="dxa" w:w="80"/>
-              <w:right w:type="dxa" w:w="140"/>
-            </w:tcMar>
-          </w:tcPr>
-          <w:p>
-            <w:r>
-              <w:rPr>
-                <w:rFonts w:ascii="Arial" w:cs="Arial" w:eastAsia="Arial" w:hAnsi="Arial"/>
-                <w:color w:val="1A1A2E"/>
-                <w:sz w:val="20"/>
-                <w:szCs w:val="20"/>
-              </w:rPr>
-              <w:t xml:space="preserve">Alert Speed</w:t>
-            </w:r>
-          </w:p>
-        </w:tc>
-        <w:tc>
-          <w:tcPr>
-            <w:tcW w:type="dxa" w:w="3480"/>
-            <w:tcBorders>
-              <w:top w:val="single" w:color="D9E2EE" w:sz="4"/>
-              <w:left w:val="single" w:color="D9E2EE" w:sz="4"/>
-              <w:bottom w:val="single" w:color="D9E2EE" w:sz="4"/>
-              <w:right w:val="single" w:color="D9E2EE" w:sz="4"/>
-            </w:tcBorders>
-            <w:shd w:fill="F2F5F9" w:val="clear"/>
-            <w:tcMar>
-              <w:top w:type="dxa" w:w="80"/>
-              <w:left w:type="dxa" w:w="140"/>
-              <w:bottom w:type="dxa" w:w="80"/>
-              <w:right w:type="dxa" w:w="140"/>
-            </w:tcMar>
-          </w:tcPr>
-          <w:p>
-            <w:r>
-              <w:rPr>
-                <w:rFonts w:ascii="Arial" w:cs="Arial" w:eastAsia="Arial" w:hAnsi="Arial"/>
-                <w:color w:val="1A1A2E"/>
-                <w:sz w:val="20"/>
-                <w:szCs w:val="20"/>
-              </w:rPr>
-              <w:t xml:space="preserve">Hours to days</w:t>
-            </w:r>
-          </w:p>
-        </w:tc>
-        <w:tc>
-          <w:tcPr>
-            <w:tcW w:type="dxa" w:w="3880"/>
-            <w:tcBorders>
-              <w:top w:val="single" w:color="D9E2EE" w:sz="4"/>
-              <w:left w:val="single" w:color="D9E2EE" w:sz="4"/>
-              <w:bottom w:val="single" w:color="D9E2EE" w:sz="4"/>
-              <w:right w:val="single" w:color="D9E2EE" w:sz="4"/>
-            </w:tcBorders>
-            <w:shd w:fill="F2F5F9" w:val="clear"/>
-            <w:tcMar>
-              <w:top w:type="dxa" w:w="80"/>
-              <w:left w:type="dxa" w:w="140"/>
-              <w:bottom w:type="dxa" w:w="80"/>
-              <w:right w:type="dxa" w:w="140"/>
-            </w:tcMar>
-          </w:tcPr>
-          <w:p>
-            <w:r>
-              <w:rPr>
-                <w:rFonts w:ascii="Arial" w:cs="Arial" w:eastAsia="Arial" w:hAnsi="Arial"/>
-                <w:color w:val="1A1A2E"/>
-                <w:sz w:val="20"/>
-                <w:szCs w:val="20"/>
-              </w:rPr>
-              <w:t xml:space="preserve">Seconds after email arrives</w:t>
-            </w:r>
-          </w:p>
-        </w:tc>
-      </w:tr>
-      <w:tr>
-        <w:tc>
-          <w:tcPr>
-            <w:tcW w:type="dxa" w:w="2000"/>
-            <w:tcBorders>
-              <w:top w:val="single" w:color="D9E2EE" w:sz="4"/>
-              <w:left w:val="single" w:color="D9E2EE" w:sz="4"/>
-              <w:bottom w:val="single" w:color="D9E2EE" w:sz="4"/>
-              <w:right w:val="single" w:color="D9E2EE" w:sz="4"/>
-            </w:tcBorders>
-            <w:shd w:fill="FFFFFF" w:val="clear"/>
-            <w:tcMar>
-              <w:top w:type="dxa" w:w="80"/>
-              <w:left w:type="dxa" w:w="140"/>
-              <w:bottom w:type="dxa" w:w="80"/>
-              <w:right w:type="dxa" w:w="140"/>
-            </w:tcMar>
-          </w:tcPr>
-          <w:p>
-            <w:r>
-              <w:rPr>
-                <w:rFonts w:ascii="Arial" w:cs="Arial" w:eastAsia="Arial" w:hAnsi="Arial"/>
-                <w:color w:val="1A1A2E"/>
-                <w:sz w:val="20"/>
-                <w:szCs w:val="20"/>
-              </w:rPr>
-              <w:t xml:space="preserve">Daily Review Time</w:t>
-            </w:r>
-          </w:p>
-        </w:tc>
-        <w:tc>
-          <w:tcPr>
-            <w:tcW w:type="dxa" w:w="3480"/>
-            <w:tcBorders>
-              <w:top w:val="single" w:color="D9E2EE" w:sz="4"/>
-              <w:left w:val="single" w:color="D9E2EE" w:sz="4"/>
-              <w:bottom w:val="single" w:color="D9E2EE" w:sz="4"/>
-              <w:right w:val="single" w:color="D9E2EE" w:sz="4"/>
-            </w:tcBorders>
-            <w:shd w:fill="FFFFFF" w:val="clear"/>
-            <w:tcMar>
-              <w:top w:type="dxa" w:w="80"/>
-              <w:left w:type="dxa" w:w="140"/>
-              <w:bottom w:type="dxa" w:w="80"/>
-              <w:right w:type="dxa" w:w="140"/>
-            </w:tcMar>
-          </w:tcPr>
-          <w:p>
-            <w:r>
-              <w:rPr>
-                <w:rFonts w:ascii="Arial" w:cs="Arial" w:eastAsia="Arial" w:hAnsi="Arial"/>
-                <w:color w:val="1A1A2E"/>
-                <w:sz w:val="20"/>
-                <w:szCs w:val="20"/>
-              </w:rPr>
-              <w:t xml:space="preserve">60–90 min/day of admin per officer</w:t>
-            </w:r>
-          </w:p>
-        </w:tc>
-        <w:tc>
-          <w:tcPr>
-            <w:tcW w:type="dxa" w:w="3880"/>
-            <w:tcBorders>
-              <w:top w:val="single" w:color="D9E2EE" w:sz="4"/>
-              <w:left w:val="single" w:color="D9E2EE" w:sz="4"/>
-              <w:bottom w:val="single" w:color="D9E2EE" w:sz="4"/>
-              <w:right w:val="single" w:color="D9E2EE" w:sz="4"/>
-            </w:tcBorders>
-            <w:shd w:fill="FFFFFF" w:val="clear"/>
-            <w:tcMar>
-              <w:top w:type="dxa" w:w="80"/>
-              <w:left w:type="dxa" w:w="140"/>
-              <w:bottom w:type="dxa" w:w="80"/>
-              <w:right w:type="dxa" w:w="140"/>
-            </w:tcMar>
-          </w:tcPr>
-          <w:p>
-            <w:r>
-              <w:rPr>
-                <w:rFonts w:ascii="Arial" w:cs="Arial" w:eastAsia="Arial" w:hAnsi="Arial"/>
-                <w:color w:val="1A1A2E"/>
-                <w:sz w:val="20"/>
-                <w:szCs w:val="20"/>
-              </w:rPr>
-              <w:t xml:space="preserve">&lt;30 minutes exception review</w:t>
-            </w:r>
-          </w:p>
-        </w:tc>
-      </w:tr>
-      <w:tr>
-        <w:tc>
-          <w:tcPr>
-            <w:tcW w:type="dxa" w:w="2000"/>
-            <w:tcBorders>
-              <w:top w:val="single" w:color="D9E2EE" w:sz="4"/>
-              <w:left w:val="single" w:color="D9E2EE" w:sz="4"/>
-              <w:bottom w:val="single" w:color="D9E2EE" w:sz="4"/>
-              <w:right w:val="single" w:color="D9E2EE" w:sz="4"/>
-            </w:tcBorders>
-            <w:shd w:fill="F2F5F9" w:val="clear"/>
-            <w:tcMar>
-              <w:top w:type="dxa" w:w="80"/>
-              <w:left w:type="dxa" w:w="140"/>
-              <w:bottom w:type="dxa" w:w="80"/>
-              <w:right w:type="dxa" w:w="140"/>
-            </w:tcMar>
-          </w:tcPr>
-          <w:p>
-            <w:r>
-              <w:rPr>
-                <w:rFonts w:ascii="Arial" w:cs="Arial" w:eastAsia="Arial" w:hAnsi="Arial"/>
-                <w:color w:val="1A1A2E"/>
-                <w:sz w:val="20"/>
-                <w:szCs w:val="20"/>
-              </w:rPr>
-              <w:t xml:space="preserve">Match Accuracy</w:t>
-            </w:r>
-          </w:p>
-        </w:tc>
-        <w:tc>
-          <w:tcPr>
-            <w:tcW w:type="dxa" w:w="3480"/>
-            <w:tcBorders>
-              <w:top w:val="single" w:color="D9E2EE" w:sz="4"/>
-              <w:left w:val="single" w:color="D9E2EE" w:sz="4"/>
-              <w:bottom w:val="single" w:color="D9E2EE" w:sz="4"/>
-              <w:right w:val="single" w:color="D9E2EE" w:sz="4"/>
-            </w:tcBorders>
-            <w:shd w:fill="F2F5F9" w:val="clear"/>
-            <w:tcMar>
-              <w:top w:type="dxa" w:w="80"/>
-              <w:left w:type="dxa" w:w="140"/>
-              <w:bottom w:type="dxa" w:w="80"/>
-              <w:right w:type="dxa" w:w="140"/>
-            </w:tcMar>
-          </w:tcPr>
-          <w:p>
-            <w:r>
-              <w:rPr>
-                <w:rFonts w:ascii="Arial" w:cs="Arial" w:eastAsia="Arial" w:hAnsi="Arial"/>
-                <w:color w:val="1A1A2E"/>
-                <w:sz w:val="20"/>
-                <w:szCs w:val="20"/>
-              </w:rPr>
-              <w:t xml:space="preserve">Misses format/spacing variants</w:t>
-            </w:r>
-          </w:p>
-        </w:tc>
-        <w:tc>
-          <w:tcPr>
-            <w:tcW w:type="dxa" w:w="3880"/>
-            <w:tcBorders>
-              <w:top w:val="single" w:color="D9E2EE" w:sz="4"/>
-              <w:left w:val="single" w:color="D9E2EE" w:sz="4"/>
-              <w:bottom w:val="single" w:color="D9E2EE" w:sz="4"/>
-              <w:right w:val="single" w:color="D9E2EE" w:sz="4"/>
-            </w:tcBorders>
-            <w:shd w:fill="F2F5F9" w:val="clear"/>
-            <w:tcMar>
-              <w:top w:type="dxa" w:w="80"/>
-              <w:left w:type="dxa" w:w="140"/>
-              <w:bottom w:type="dxa" w:w="80"/>
-              <w:right w:type="dxa" w:w="140"/>
-            </w:tcMar>
-          </w:tcPr>
-          <w:p>
-            <w:r>
-              <w:rPr>
-                <w:rFonts w:ascii="Arial" w:cs="Arial" w:eastAsia="Arial" w:hAnsi="Arial"/>
-                <w:color w:val="1A1A2E"/>
-                <w:sz w:val="20"/>
-                <w:szCs w:val="20"/>
-              </w:rPr>
-              <w:t xml:space="preserve">100% coverage; fuzzy phone &amp; name matching</w:t>
-            </w:r>
-          </w:p>
-        </w:tc>
-      </w:tr>
-      <w:tr>
-        <w:tc>
-          <w:tcPr>
-            <w:tcW w:type="dxa" w:w="2000"/>
-            <w:tcBorders>
-              <w:top w:val="single" w:color="D9E2EE" w:sz="4"/>
-              <w:left w:val="single" w:color="D9E2EE" w:sz="4"/>
-              <w:bottom w:val="single" w:color="D9E2EE" w:sz="4"/>
-              <w:right w:val="single" w:color="D9E2EE" w:sz="4"/>
-            </w:tcBorders>
-            <w:shd w:fill="FFFFFF" w:val="clear"/>
-            <w:tcMar>
-              <w:top w:type="dxa" w:w="80"/>
-              <w:left w:type="dxa" w:w="140"/>
-              <w:bottom w:type="dxa" w:w="80"/>
-              <w:right w:type="dxa" w:w="140"/>
-            </w:tcMar>
-          </w:tcPr>
-          <w:p>
-            <w:r>
-              <w:rPr>
-                <w:rFonts w:ascii="Arial" w:cs="Arial" w:eastAsia="Arial" w:hAnsi="Arial"/>
-                <w:color w:val="1A1A2E"/>
-                <w:sz w:val="20"/>
-                <w:szCs w:val="20"/>
-              </w:rPr>
-              <w:t xml:space="preserve">Audit Trail</w:t>
-            </w:r>
-          </w:p>
-        </w:tc>
-        <w:tc>
-          <w:tcPr>
-            <w:tcW w:type="dxa" w:w="3480"/>
-            <w:tcBorders>
-              <w:top w:val="single" w:color="D9E2EE" w:sz="4"/>
-              <w:left w:val="single" w:color="D9E2EE" w:sz="4"/>
-              <w:bottom w:val="single" w:color="D9E2EE" w:sz="4"/>
-              <w:right w:val="single" w:color="D9E2EE" w:sz="4"/>
-            </w:tcBorders>
-            <w:shd w:fill="FFFFFF" w:val="clear"/>
-            <w:tcMar>
-              <w:top w:type="dxa" w:w="80"/>
-              <w:left w:type="dxa" w:w="140"/>
-              <w:bottom w:type="dxa" w:w="80"/>
-              <w:right w:type="dxa" w:w="140"/>
-            </w:tcMar>
-          </w:tcPr>
-          <w:p>
-            <w:r>
-              <w:rPr>
-                <w:rFonts w:ascii="Arial" w:cs="Arial" w:eastAsia="Arial" w:hAnsi="Arial"/>
-                <w:color w:val="1A1A2E"/>
-                <w:sz w:val="20"/>
-                <w:szCs w:val="20"/>
-              </w:rPr>
-              <w:t xml:space="preserve">None</w:t>
-            </w:r>
-          </w:p>
-        </w:tc>
-        <w:tc>
-          <w:tcPr>
-            <w:tcW w:type="dxa" w:w="3880"/>
-            <w:tcBorders>
-              <w:top w:val="single" w:color="D9E2EE" w:sz="4"/>
-              <w:left w:val="single" w:color="D9E2EE" w:sz="4"/>
-              <w:bottom w:val="single" w:color="D9E2EE" w:sz="4"/>
-              <w:right w:val="single" w:color="D9E2EE" w:sz="4"/>
-            </w:tcBorders>
-            <w:shd w:fill="FFFFFF" w:val="clear"/>
-            <w:tcMar>
-              <w:top w:type="dxa" w:w="80"/>
-              <w:left w:type="dxa" w:w="140"/>
-              <w:bottom w:type="dxa" w:w="80"/>
-              <w:right w:type="dxa" w:w="140"/>
-            </w:tcMar>
-          </w:tcPr>
-          <w:p>
-            <w:r>
-              <w:rPr>
-                <w:rFonts w:ascii="Arial" w:cs="Arial" w:eastAsia="Arial" w:hAnsi="Arial"/>
-                <w:color w:val="1A1A2E"/>
-                <w:sz w:val="20"/>
-                <w:szCs w:val="20"/>
-              </w:rPr>
-              <w:t xml:space="preserve">Full log of every email, parse, and match event</w:t>
-            </w:r>
-          </w:p>
-        </w:tc>
-      </w:tr>
-      <w:tr>
-        <w:tc>
-          <w:tcPr>
-            <w:tcW w:type="dxa" w:w="2000"/>
-            <w:tcBorders>
-              <w:top w:val="single" w:color="D9E2EE" w:sz="4"/>
-              <w:left w:val="single" w:color="D9E2EE" w:sz="4"/>
-              <w:bottom w:val="single" w:color="D9E2EE" w:sz="4"/>
-              <w:right w:val="single" w:color="D9E2EE" w:sz="4"/>
-            </w:tcBorders>
-            <w:shd w:fill="F2F5F9" w:val="clear"/>
-            <w:tcMar>
-              <w:top w:type="dxa" w:w="80"/>
-              <w:left w:type="dxa" w:w="140"/>
-              <w:bottom w:type="dxa" w:w="80"/>
-              <w:right w:type="dxa" w:w="140"/>
-            </w:tcMar>
-          </w:tcPr>
-          <w:p>
-            <w:r>
-              <w:rPr>
-                <w:rFonts w:ascii="Arial" w:cs="Arial" w:eastAsia="Arial" w:hAnsi="Arial"/>
-                <w:color w:val="1A1A2E"/>
-                <w:sz w:val="20"/>
-                <w:szCs w:val="20"/>
-              </w:rPr>
-              <w:t xml:space="preserve">History Queries</w:t>
-            </w:r>
-          </w:p>
-        </w:tc>
-        <w:tc>
-          <w:tcPr>
-            <w:tcW w:type="dxa" w:w="3480"/>
-            <w:tcBorders>
-              <w:top w:val="single" w:color="D9E2EE" w:sz="4"/>
-              <w:left w:val="single" w:color="D9E2EE" w:sz="4"/>
-              <w:bottom w:val="single" w:color="D9E2EE" w:sz="4"/>
-              <w:right w:val="single" w:color="D9E2EE" w:sz="4"/>
-            </w:tcBorders>
-            <w:shd w:fill="F2F5F9" w:val="clear"/>
-            <w:tcMar>
-              <w:top w:type="dxa" w:w="80"/>
-              <w:left w:type="dxa" w:w="140"/>
-              <w:bottom w:type="dxa" w:w="80"/>
-              <w:right w:type="dxa" w:w="140"/>
-            </w:tcMar>
-          </w:tcPr>
-          <w:p>
-            <w:r>
-              <w:rPr>
-                <w:rFonts w:ascii="Arial" w:cs="Arial" w:eastAsia="Arial" w:hAnsi="Arial"/>
-                <w:color w:val="1A1A2E"/>
-                <w:sz w:val="20"/>
-                <w:szCs w:val="20"/>
-              </w:rPr>
-              <w:t xml:space="preserve">Manual file search</w:t>
-            </w:r>
-          </w:p>
-        </w:tc>
-        <w:tc>
-          <w:tcPr>
-            <w:tcW w:type="dxa" w:w="3880"/>
-            <w:tcBorders>
-              <w:top w:val="single" w:color="D9E2EE" w:sz="4"/>
-              <w:left w:val="single" w:color="D9E2EE" w:sz="4"/>
-              <w:bottom w:val="single" w:color="D9E2EE" w:sz="4"/>
-              <w:right w:val="single" w:color="D9E2EE" w:sz="4"/>
-            </w:tcBorders>
-            <w:shd w:fill="F2F5F9" w:val="clear"/>
-            <w:tcMar>
-              <w:top w:type="dxa" w:w="80"/>
-              <w:left w:type="dxa" w:w="140"/>
-              <w:bottom w:type="dxa" w:w="80"/>
-              <w:right w:type="dxa" w:w="140"/>
-            </w:tcMar>
-          </w:tcPr>
-          <w:p>
-            <w:r>
-              <w:rPr>
-                <w:rFonts w:ascii="Arial" w:cs="Arial" w:eastAsia="Arial" w:hAnsi="Arial"/>
-                <w:color w:val="1A1A2E"/>
-                <w:sz w:val="20"/>
-                <w:szCs w:val="20"/>
-              </w:rPr>
-              <w:t xml:space="preserve">Instant cross-manifest search</w:t>
-            </w:r>
-          </w:p>
-        </w:tc>
-      </w:tr>
-      <w:tr>
-        <w:tc>
-          <w:tcPr>
-            <w:tcW w:type="dxa" w:w="2000"/>
-            <w:tcBorders>
-              <w:top w:val="single" w:color="D9E2EE" w:sz="4"/>
-              <w:left w:val="single" w:color="D9E2EE" w:sz="4"/>
-              <w:bottom w:val="single" w:color="D9E2EE" w:sz="4"/>
-              <w:right w:val="single" w:color="D9E2EE" w:sz="4"/>
-            </w:tcBorders>
-            <w:shd w:fill="FFFFFF" w:val="clear"/>
-            <w:tcMar>
-              <w:top w:type="dxa" w:w="80"/>
-              <w:left w:type="dxa" w:w="140"/>
-              <w:bottom w:type="dxa" w:w="80"/>
-              <w:right w:type="dxa" w:w="140"/>
-            </w:tcMar>
-          </w:tcPr>
-          <w:p>
-            <w:r>
-              <w:rPr>
-                <w:rFonts w:ascii="Arial" w:cs="Arial" w:eastAsia="Arial" w:hAnsi="Arial"/>
-                <w:color w:val="1A1A2E"/>
-                <w:sz w:val="20"/>
-                <w:szCs w:val="20"/>
-              </w:rPr>
-              <w:t xml:space="preserve">Scalability</w:t>
-            </w:r>
-          </w:p>
-        </w:tc>
-        <w:tc>
-          <w:tcPr>
-            <w:tcW w:type="dxa" w:w="3480"/>
-            <w:tcBorders>
-              <w:top w:val="single" w:color="D9E2EE" w:sz="4"/>
-              <w:left w:val="single" w:color="D9E2EE" w:sz="4"/>
-              <w:bottom w:val="single" w:color="D9E2EE" w:sz="4"/>
-              <w:right w:val="single" w:color="D9E2EE" w:sz="4"/>
-            </w:tcBorders>
-            <w:shd w:fill="FFFFFF" w:val="clear"/>
-            <w:tcMar>
-              <w:top w:type="dxa" w:w="80"/>
-              <w:left w:type="dxa" w:w="140"/>
-              <w:bottom w:type="dxa" w:w="80"/>
-              <w:right w:type="dxa" w:w="140"/>
-            </w:tcMar>
-          </w:tcPr>
-          <w:p>
-            <w:r>
-              <w:rPr>
-                <w:rFonts w:ascii="Arial" w:cs="Arial" w:eastAsia="Arial" w:hAnsi="Arial"/>
-                <w:color w:val="1A1A2E"/>
-                <w:sz w:val="20"/>
-                <w:szCs w:val="20"/>
-              </w:rPr>
-              <w:t xml:space="preserve">Headcount grows with volume</w:t>
-            </w:r>
-          </w:p>
-        </w:tc>
-        <w:tc>
-          <w:tcPr>
-            <w:tcW w:type="dxa" w:w="3880"/>
-            <w:tcBorders>
-              <w:top w:val="single" w:color="D9E2EE" w:sz="4"/>
-              <w:left w:val="single" w:color="D9E2EE" w:sz="4"/>
-              <w:bottom w:val="single" w:color="D9E2EE" w:sz="4"/>
-              <w:right w:val="single" w:color="D9E2EE" w:sz="4"/>
-            </w:tcBorders>
-            <w:shd w:fill="FFFFFF" w:val="clear"/>
-            <w:tcMar>
-              <w:top w:type="dxa" w:w="80"/>
-              <w:left w:type="dxa" w:w="140"/>
-              <w:bottom w:type="dxa" w:w="80"/>
-              <w:right w:type="dxa" w:w="140"/>
-            </w:tcMar>
-          </w:tcPr>
-          <w:p>
-            <w:r>
-              <w:rPr>
-                <w:rFonts w:ascii="Arial" w:cs="Arial" w:eastAsia="Arial" w:hAnsi="Arial"/>
-                <w:color w:val="1A1A2E"/>
-                <w:sz w:val="20"/>
-                <w:szCs w:val="20"/>
-              </w:rPr>
-              <w:t xml:space="preserve">No additional staffing needed</w:t>
-            </w:r>
-          </w:p>
-        </w:tc>
-      </w:tr>
-    </w:tbl>
+    <w:p>
+      <w:pPr>
+        <w:pStyle w:val="Heading2"/>
+        <w:spacing w:after="100" w:before="240"/>
+      </w:pPr>
+      <w:r>
+        <w:rPr>
+          <w:rFonts w:ascii="Arial" w:cs="Arial" w:eastAsia="Arial" w:hAnsi="Arial"/>
+          <w:b/>
+          <w:bCs/>
+          <w:color w:val="1B2E4B"/>
+          <w:sz w:val="24"/>
+          <w:szCs w:val="24"/>
+        </w:rPr>
+        <w:t>5.1  What Manifest Watch Does That the Manual Process Cannot</w:t>
+      </w:r>
+    </w:p>
+    <w:p>
+      <w:pPr>
+        <w:spacing w:after="120" w:before="0"/>
+      </w:pPr>
+    </w:p>
+    <w:p>
+      <w:pPr>
+        <w:pStyle w:val="ListParagraph"/>
+        <w:numPr>
+          <w:ilvl w:val="0"/>
+          <w:numId w:val="2"/>
+        </w:numPr>
+        <w:spacing w:after="80" w:before="0"/>
+      </w:pPr>
+      <w:r>
+        <w:rPr>
+          <w:rFonts w:ascii="Arial" w:cs="Arial" w:eastAsia="Arial" w:hAnsi="Arial"/>
+          <w:b/>
+          <w:bCs/>
+          <w:color w:val="1A1A2E"/>
+          <w:sz w:val="22"/>
+          <w:szCs w:val="22"/>
+        </w:rPr>
+        <w:t xml:space="preserve">No manual equivalent for PDF: </w:t>
+      </w:r>
+      <w:r>
+        <w:rPr>
+          <w:rFonts w:ascii="Arial" w:cs="Arial" w:eastAsia="Arial" w:hAnsi="Arial"/>
+          <w:color w:val="1A1A2E"/>
+          <w:sz w:val="22"/>
+          <w:szCs w:val="22"/>
+        </w:rPr>
+        <w:t xml:space="preserve">PDF manifests cannot be processed with spreadsheet tools. Manifest Watch parses PDF, Excel, and CSV attachments automatically, normalising each into a common structure regardless of format or airline. An officer has no equivalent capability for PDF files.</w:t>
+      </w:r>
+    </w:p>
+    <w:p>
+      <w:pPr>
+        <w:pStyle w:val="ListParagraph"/>
+        <w:numPr>
+          <w:ilvl w:val="0"/>
+          <w:numId w:val="2"/>
+        </w:numPr>
+        <w:spacing w:after="80" w:before="0"/>
+      </w:pPr>
+      <w:r>
+        <w:rPr>
+          <w:rFonts w:ascii="Arial" w:cs="Arial" w:eastAsia="Arial" w:hAnsi="Arial"/>
+          <w:b/>
+          <w:bCs/>
+          <w:color w:val="1A1A2E"/>
+          <w:sz w:val="22"/>
+          <w:szCs w:val="22"/>
+        </w:rPr>
+        <w:t xml:space="preserve">Always-on monitoring: </w:t>
+      </w:r>
+      <w:r>
+        <w:rPr>
+          <w:rFonts w:ascii="Arial" w:cs="Arial" w:eastAsia="Arial" w:hAnsi="Arial"/>
+          <w:color w:val="1A1A2E"/>
+          <w:sz w:val="22"/>
+          <w:szCs w:val="22"/>
+        </w:rPr>
+        <w:t xml:space="preserve">The system monitors the DRI mailbox continuously. Manifests are processed and screened the moment they arrive — whether at 2 AM, over a weekend, or during a leave period. No officer is required to be present, watching their inbox, for screening to occur.</w:t>
+      </w:r>
+    </w:p>
+    <w:p>
+      <w:pPr>
+        <w:pStyle w:val="ListParagraph"/>
+        <w:numPr>
+          <w:ilvl w:val="0"/>
+          <w:numId w:val="2"/>
+        </w:numPr>
+        <w:spacing w:after="80" w:before="0"/>
+      </w:pPr>
+      <w:r>
+        <w:rPr>
+          <w:rFonts w:ascii="Arial" w:cs="Arial" w:eastAsia="Arial" w:hAnsi="Arial"/>
+          <w:b/>
+          <w:bCs/>
+          <w:color w:val="1A1A2E"/>
+          <w:sz w:val="22"/>
+          <w:szCs w:val="22"/>
+        </w:rPr>
+        <w:t xml:space="preserve">Cumulative passenger intelligence: </w:t>
+      </w:r>
+      <w:r>
+        <w:rPr>
+          <w:rFonts w:ascii="Arial" w:cs="Arial" w:eastAsia="Arial" w:hAnsi="Arial"/>
+          <w:color w:val="1A1A2E"/>
+          <w:sz w:val="22"/>
+          <w:szCs w:val="22"/>
+        </w:rPr>
+        <w:t xml:space="preserve">Every parsed manifest is stored in a central, searchable database. Over time this builds a complete travel history for every passport number seen across all airlines. An officer can query — in seconds — every flight a person has taken across all manifests ever received. This record does not exist today and cannot be created retrospectively without the system.</w:t>
+      </w:r>
+    </w:p>
+    <w:p>
+      <w:pPr>
+        <w:pStyle w:val="ListParagraph"/>
+        <w:numPr>
+          <w:ilvl w:val="0"/>
+          <w:numId w:val="2"/>
+        </w:numPr>
+        <w:spacing w:after="80" w:before="0"/>
+      </w:pPr>
+      <w:r>
+        <w:rPr>
+          <w:rFonts w:ascii="Arial" w:cs="Arial" w:eastAsia="Arial" w:hAnsi="Arial"/>
+          <w:b/>
+          <w:bCs/>
+          <w:color w:val="1A1A2E"/>
+          <w:sz w:val="22"/>
+          <w:szCs w:val="22"/>
+        </w:rPr>
+        <w:t xml:space="preserve">Automated, timestamped alerting: </w:t>
+      </w:r>
+      <w:r>
+        <w:rPr>
+          <w:rFonts w:ascii="Arial" w:cs="Arial" w:eastAsia="Arial" w:hAnsi="Arial"/>
+          <w:color w:val="1A1A2E"/>
+          <w:sz w:val="22"/>
+          <w:szCs w:val="22"/>
+        </w:rPr>
+        <w:t xml:space="preserve">When a blacklist match is found, the system records it immediately with a timestamp, the matched fields, and the full passenger and flight details. The relevant officer sees it in the dashboard without anyone having to pick up a phone, send an email, or remember to follow up.</w:t>
+      </w:r>
+    </w:p>
+    <w:p>
+      <w:pPr>
+        <w:pStyle w:val="ListParagraph"/>
+        <w:numPr>
+          <w:ilvl w:val="0"/>
+          <w:numId w:val="2"/>
+        </w:numPr>
+        <w:spacing w:after="80" w:before="0"/>
+      </w:pPr>
+      <w:r>
+        <w:rPr>
+          <w:rFonts w:ascii="Arial" w:cs="Arial" w:eastAsia="Arial" w:hAnsi="Arial"/>
+          <w:b/>
+          <w:bCs/>
+          <w:color w:val="1A1A2E"/>
+          <w:sz w:val="22"/>
+          <w:szCs w:val="22"/>
+        </w:rPr>
+        <w:t xml:space="preserve">Full audit trail: </w:t>
+      </w:r>
+      <w:r>
+        <w:rPr>
+          <w:rFonts w:ascii="Arial" w:cs="Arial" w:eastAsia="Arial" w:hAnsi="Arial"/>
+          <w:color w:val="1A1A2E"/>
+          <w:sz w:val="22"/>
+          <w:szCs w:val="22"/>
+        </w:rPr>
+        <w:t xml:space="preserve">Every manifest received, every record parsed, and every match generated is logged with a timestamp. This creates an auditable operational record that supports any downstream enforcement action, internal review, or accountability inquiry. The manual process produces no such record.</w:t>
+      </w:r>
+    </w:p>
+    <w:p>
+      <w:pPr>
+        <w:spacing w:after="120" w:before="0"/>
+      </w:pPr>
+    </w:p>
+    <w:p>
+      <w:pPr>
+        <w:pStyle w:val="Heading2"/>
+        <w:spacing w:after="100" w:before="240"/>
+      </w:pPr>
+      <w:r>
+        <w:rPr>
+          <w:rFonts w:ascii="Arial" w:cs="Arial" w:eastAsia="Arial" w:hAnsi="Arial"/>
+          <w:b/>
+          <w:bCs/>
+          <w:color w:val="1B2E4B"/>
+          <w:sz w:val="24"/>
+          <w:szCs w:val="24"/>
+        </w:rPr>
+        <w:t>5.2  Comparative Summary</w:t>
+      </w:r>
+    </w:p>
+    <w:p>
+      <w:pPr>
+        <w:spacing w:after="120" w:before="0"/>
+      </w:pPr>
+    </w:p>
+    <w:p>
+      <w:pPr>
+        <w:pStyle w:val="ListParagraph"/>
+        <w:numPr>
+          <w:ilvl w:val="0"/>
+          <w:numId w:val="2"/>
+        </w:numPr>
+        <w:spacing w:after="80" w:before="0"/>
+      </w:pPr>
+      <w:r>
+        <w:rPr>
+          <w:rFonts w:ascii="Arial" w:cs="Arial" w:eastAsia="Arial" w:hAnsi="Arial"/>
+          <w:color w:val="1A1A2E"/>
+          <w:sz w:val="22"/>
+          <w:szCs w:val="22"/>
+        </w:rPr>
+        <w:t xml:space="preserve">PDF screening: not possible manually; fully automated with Manifest Watch.</w:t>
+      </w:r>
+    </w:p>
+    <w:p>
+      <w:pPr>
+        <w:pStyle w:val="ListParagraph"/>
+        <w:numPr>
+          <w:ilvl w:val="0"/>
+          <w:numId w:val="2"/>
+        </w:numPr>
+        <w:spacing w:after="80" w:before="0"/>
+      </w:pPr>
+      <w:r>
+        <w:rPr>
+          <w:rFonts w:ascii="Arial" w:cs="Arial" w:eastAsia="Arial" w:hAnsi="Arial"/>
+          <w:color w:val="1A1A2E"/>
+          <w:sz w:val="22"/>
+          <w:szCs w:val="22"/>
+        </w:rPr>
+        <w:t xml:space="preserve">Monitoring continuity: dependent on officer availability manually; continuous and uninterrupted with Manifest Watch.</w:t>
+      </w:r>
+    </w:p>
+    <w:p>
+      <w:pPr>
+        <w:pStyle w:val="ListParagraph"/>
+        <w:numPr>
+          <w:ilvl w:val="0"/>
+          <w:numId w:val="2"/>
+        </w:numPr>
+        <w:spacing w:after="80" w:before="0"/>
+      </w:pPr>
+      <w:r>
+        <w:rPr>
+          <w:rFonts w:ascii="Arial" w:cs="Arial" w:eastAsia="Arial" w:hAnsi="Arial"/>
+          <w:color w:val="1A1A2E"/>
+          <w:sz w:val="22"/>
+          <w:szCs w:val="22"/>
+        </w:rPr>
+        <w:t xml:space="preserve">Passenger history: does not exist in the current process; built automatically and queryable from day one.</w:t>
+      </w:r>
+    </w:p>
+    <w:p>
+      <w:pPr>
+        <w:pStyle w:val="ListParagraph"/>
+        <w:numPr>
+          <w:ilvl w:val="0"/>
+          <w:numId w:val="2"/>
+        </w:numPr>
+        <w:spacing w:after="80" w:before="0"/>
+      </w:pPr>
+      <w:r>
+        <w:rPr>
+          <w:rFonts w:ascii="Arial" w:cs="Arial" w:eastAsia="Arial" w:hAnsi="Arial"/>
+          <w:color w:val="1A1A2E"/>
+          <w:sz w:val="22"/>
+          <w:szCs w:val="22"/>
+        </w:rPr>
+        <w:t xml:space="preserve">Alert communication: informal, unrecorded, and dependent on the individual officer manually; instant, timestamped, and centralised with Manifest Watch.</w:t>
+      </w:r>
+    </w:p>
+    <w:p>
+      <w:pPr>
+        <w:pStyle w:val="ListParagraph"/>
+        <w:numPr>
+          <w:ilvl w:val="0"/>
+          <w:numId w:val="2"/>
+        </w:numPr>
+        <w:spacing w:after="80" w:before="0"/>
+      </w:pPr>
+      <w:r>
+        <w:rPr>
+          <w:rFonts w:ascii="Arial" w:cs="Arial" w:eastAsia="Arial" w:hAnsi="Arial"/>
+          <w:color w:val="1A1A2E"/>
+          <w:sz w:val="22"/>
+          <w:szCs w:val="22"/>
+        </w:rPr>
+        <w:t xml:space="preserve">Audit record: absent in the current process; complete and automatic with Manifest Watch.</w:t>
+      </w:r>
+    </w:p>
+    <w:p>
+      <w:pPr>
+        <w:spacing w:after="120" w:before="0"/>
+      </w:pPr>
+    </w:p>
     <w:p>
       <w:r>
         <w:br w:type="page"/>
@@ -5598,7 +5244,7 @@
                 <w:sz w:val="20"/>
                 <w:szCs w:val="20"/>
               </w:rPr>
-              <w:t xml:space="preserve">₹1,500 / hour (incl. overheads)</w:t>
+              <w:t xml:space="preserve">₹300 / hour (clerical staff at ~₹30,000/month incl. overheads)</w:t>
             </w:r>
           </w:p>
         </w:tc>
@@ -5716,7 +5362,7 @@
                 <w:sz w:val="20"/>
                 <w:szCs w:val="20"/>
               </w:rPr>
-              <w:t xml:space="preserve">₹5,62,500 / year</w:t>
+              <w:t xml:space="preserve">₹1,12,500 / year</w:t>
             </w:r>
           </w:p>
         </w:tc>
@@ -5776,7 +5422,7 @@
                 <w:sz w:val="20"/>
                 <w:szCs w:val="20"/>
               </w:rPr>
-              <w:t xml:space="preserve">Eliminates manual file handling; catches phone/name variants VLOOKUP misses</w:t>
+              <w:t xml:space="preserve">PDF, CSV, Excel all parsed automatically; phone/name variants caught; VLOOKUP blind spots eliminated</w:t>
             </w:r>
           </w:p>
         </w:tc>
@@ -5805,7 +5451,7 @@
                 <w:sz w:val="20"/>
                 <w:szCs w:val="20"/>
               </w:rPr>
-              <w:t xml:space="preserve">~355 hours reclaimed</w:t>
+              <w:t xml:space="preserve">~355 hours reclaimed annually</w:t>
             </w:r>
           </w:p>
         </w:tc>
@@ -5894,7 +5540,7 @@
                 <w:sz w:val="20"/>
                 <w:szCs w:val="20"/>
               </w:rPr>
-              <w:t xml:space="preserve">~₹5,33,000 / year</w:t>
+              <w:t xml:space="preserve">~₹1,06,500 / year</w:t>
             </w:r>
           </w:p>
         </w:tc>
@@ -5905,115 +5551,130 @@
         <w:spacing w:after="160" w:before="0"/>
       </w:pPr>
     </w:p>
-    <w:tbl>
-      <w:tblPr>
-        <w:tblW w:type="dxa" w:w="9360"/>
-        <w:tblBorders>
-          <w:top w:val="single" w:color="auto" w:sz="4"/>
-          <w:left w:val="single" w:color="auto" w:sz="4"/>
-          <w:bottom w:val="single" w:color="auto" w:sz="4"/>
-          <w:right w:val="single" w:color="auto" w:sz="4"/>
-          <w:insideH w:val="single" w:color="auto" w:sz="4"/>
-          <w:insideV w:val="single" w:color="auto" w:sz="4"/>
-        </w:tblBorders>
-      </w:tblPr>
-      <w:tblGrid>
-        <w:gridCol w:w="9360"/>
-      </w:tblGrid>
-      <w:tr>
-        <w:tc>
-          <w:tcPr>
-            <w:tcW w:type="dxa" w:w="9360"/>
-            <w:tcBorders>
-              <w:top w:val="single" w:color="C8960C" w:sz="16"/>
-              <w:left w:val="single" w:color="C8960C" w:sz="16"/>
-              <w:bottom w:val="single" w:color="D9E2EE" w:sz="4"/>
-              <w:right w:val="single" w:color="D9E2EE" w:sz="4"/>
-            </w:tcBorders>
-            <w:shd w:fill="EBF0F7" w:val="clear"/>
-            <w:tcMar>
-              <w:top w:type="dxa" w:w="140"/>
-              <w:left w:type="dxa" w:w="200"/>
-              <w:bottom w:type="dxa" w:w="140"/>
-              <w:right w:type="dxa" w:w="200"/>
-            </w:tcMar>
-          </w:tcPr>
-          <w:p>
-            <w:pPr>
-              <w:spacing w:after="80" w:before="0"/>
-            </w:pPr>
-            <w:r>
-              <w:rPr>
-                <w:rFonts w:ascii="Arial" w:cs="Arial" w:eastAsia="Arial" w:hAnsi="Arial"/>
-                <w:b/>
-                <w:bCs/>
-                <w:caps/>
-                <w:color w:val="1B2E4B"/>
-                <w:sz w:val="22"/>
-                <w:szCs w:val="22"/>
-              </w:rPr>
-              <w:t xml:space="preserve">Return on Investment</w:t>
-            </w:r>
-          </w:p>
-          <w:p>
-            <w:pPr>
-              <w:spacing w:after="60" w:before="0"/>
-            </w:pPr>
-            <w:r>
-              <w:rPr>
-                <w:rFonts w:ascii="Arial" w:cs="Arial" w:eastAsia="Arial" w:hAnsi="Arial"/>
-                <w:color w:val="1A1A2E"/>
-                <w:sz w:val="21"/>
-                <w:szCs w:val="21"/>
-              </w:rPr>
-              <w:t xml:space="preserve">One-time system cost: ₹4,95,600   |   Annual admin time recovered: ~₹5,33,000 in officer hours</w:t>
-            </w:r>
-          </w:p>
-          <w:p>
-            <w:pPr>
-              <w:spacing w:after="60" w:before="0"/>
-            </w:pPr>
-            <w:r>
-              <w:rPr>
-                <w:rFonts w:ascii="Arial" w:cs="Arial" w:eastAsia="Arial" w:hAnsi="Arial"/>
-                <w:color w:val="1A1A2E"/>
-                <w:sz w:val="21"/>
-                <w:szCs w:val="21"/>
-              </w:rPr>
-              <w:t xml:space="preserve">Payback period: approximately 11 months on officer-hours alone, excluding the intelligence value of catch rate improvements.</w:t>
-            </w:r>
-          </w:p>
-          <w:p>
-            <w:pPr>
-              <w:spacing w:after="60" w:before="0"/>
-            </w:pPr>
-            <w:r>
-              <w:rPr>
-                <w:rFonts w:ascii="Arial" w:cs="Arial" w:eastAsia="Arial" w:hAnsi="Arial"/>
-                <w:color w:val="1A1A2E"/>
-                <w:sz w:val="21"/>
-                <w:szCs w:val="21"/>
-              </w:rPr>
-              <w:t xml:space="preserve">Year 2 onwards: AMC of ₹74,340 vs. ~₹5,33,000 in direct admin savings — with the principal value lying in catch-rate accuracy, audit completeness, and cross-manifest intelligence that VLOOKUP cannot provide.</w:t>
-            </w:r>
-          </w:p>
-          <w:p>
-            <w:pPr>
-              <w:spacing w:after="60" w:before="0"/>
-            </w:pPr>
-            <w:r>
-              <w:rPr>
-                <w:rFonts w:ascii="Arial" w:cs="Arial" w:eastAsia="Arial" w:hAnsi="Arial"/>
-                <w:color w:val="1A1A2E"/>
-                <w:sz w:val="21"/>
-                <w:szCs w:val="21"/>
-              </w:rPr>
-              <w:t xml:space="preserve">Beyond direct time savings, a single interception that would otherwise have been missed pays back the full system cost many times over.</w:t>
-            </w:r>
-          </w:p>
-        </w:tc>
-      </w:tr>
-    </w:tbl>
+    <w:p>
+      <w:pPr>
+        <w:spacing w:after="120" w:before="0"/>
+      </w:pPr>
+    </w:p>
+    <w:p>
+      <w:pPr>
+        <w:pStyle w:val="ListParagraph"/>
+        <w:numPr>
+          <w:ilvl w:val="0"/>
+          <w:numId w:val="2"/>
+        </w:numPr>
+        <w:spacing w:after="80" w:before="0"/>
+      </w:pPr>
+      <w:r>
+        <w:rPr>
+          <w:rFonts w:ascii="Arial" w:cs="Arial" w:eastAsia="Arial" w:hAnsi="Arial"/>
+          <w:color w:val="1A1A2E"/>
+          <w:sz w:val="22"/>
+          <w:szCs w:val="22"/>
+        </w:rPr>
+        <w:t xml:space="preserve">Clerical staff time recovered: ~₹1,06,500 per year in manifest handling hours (clerical grade, ~₹30,000/month). This alone covers the AMC cost (₹74,340/year) with approximately ₹32,000 to spare.</w:t>
+      </w:r>
+    </w:p>
+    <w:p>
+      <w:pPr>
+        <w:pStyle w:val="ListParagraph"/>
+        <w:numPr>
+          <w:ilvl w:val="0"/>
+          <w:numId w:val="2"/>
+        </w:numPr>
+        <w:spacing w:after="80" w:before="0"/>
+      </w:pPr>
+      <w:r>
+        <w:rPr>
+          <w:rFonts w:ascii="Arial" w:cs="Arial" w:eastAsia="Arial" w:hAnsi="Arial"/>
+          <w:color w:val="1A1A2E"/>
+          <w:sz w:val="22"/>
+          <w:szCs w:val="22"/>
+        </w:rPr>
+        <w:t xml:space="preserve">PDF manifests are currently unscreened. Every PDF received today goes unchecked against the blacklist. Manifest Watch closes this gap from day one.</w:t>
+      </w:r>
+    </w:p>
+    <w:p>
+      <w:pPr>
+        <w:pStyle w:val="ListParagraph"/>
+        <w:numPr>
+          <w:ilvl w:val="0"/>
+          <w:numId w:val="2"/>
+        </w:numPr>
+        <w:spacing w:after="80" w:before="0"/>
+      </w:pPr>
+      <w:r>
+        <w:rPr>
+          <w:rFonts w:ascii="Arial" w:cs="Arial" w:eastAsia="Arial" w:hAnsi="Arial"/>
+          <w:color w:val="1A1A2E"/>
+          <w:sz w:val="22"/>
+          <w:szCs w:val="22"/>
+        </w:rPr>
+        <w:t xml:space="preserve">Passenger history database: begins accumulating from the first day of operation. Within months DRI has a cross-airline, cross-manifest travel record that no manual process can produce retroactively.</w:t>
+      </w:r>
+    </w:p>
+    <w:p>
+      <w:pPr>
+        <w:pStyle w:val="ListParagraph"/>
+        <w:numPr>
+          <w:ilvl w:val="0"/>
+          <w:numId w:val="2"/>
+        </w:numPr>
+        <w:spacing w:after="80" w:before="0"/>
+      </w:pPr>
+      <w:r>
+        <w:rPr>
+          <w:rFonts w:ascii="Arial" w:cs="Arial" w:eastAsia="Arial" w:hAnsi="Arial"/>
+          <w:color w:val="1A1A2E"/>
+          <w:sz w:val="22"/>
+          <w:szCs w:val="22"/>
+        </w:rPr>
+        <w:t xml:space="preserve">Alert latency reduced from hours or days to seconds. A pre-departure manifest matched against the blacklist in real time gives officers the opportunity to act before the flight departs — a window the current process routinely misses.</w:t>
+      </w:r>
+    </w:p>
+    <w:p>
+      <w:pPr>
+        <w:pStyle w:val="ListParagraph"/>
+        <w:numPr>
+          <w:ilvl w:val="0"/>
+          <w:numId w:val="2"/>
+        </w:numPr>
+        <w:spacing w:after="80" w:before="0"/>
+      </w:pPr>
+      <w:r>
+        <w:rPr>
+          <w:rFonts w:ascii="Arial" w:cs="Arial" w:eastAsia="Arial" w:hAnsi="Arial"/>
+          <w:color w:val="1A1A2E"/>
+          <w:sz w:val="22"/>
+          <w:szCs w:val="22"/>
+        </w:rPr>
+        <w:t xml:space="preserve">Defensible audit record created automatically. Every match, every manifest processed, every alert generated is timestamped and retrievable. This supports enforcement actions, internal accountability, and any departmental inquiry.</w:t>
+      </w:r>
+    </w:p>
+    <w:p>
+      <w:pPr>
+        <w:pStyle w:val="ListParagraph"/>
+        <w:numPr>
+          <w:ilvl w:val="0"/>
+          <w:numId w:val="2"/>
+        </w:numPr>
+        <w:spacing w:after="80" w:before="0"/>
+      </w:pPr>
+      <w:r>
+        <w:rPr>
+          <w:rFonts w:ascii="Arial" w:cs="Arial" w:eastAsia="Arial" w:hAnsi="Arial"/>
+          <w:color w:val="1A1A2E"/>
+          <w:sz w:val="22"/>
+          <w:szCs w:val="22"/>
+        </w:rPr>
+        <w:t xml:space="preserve">A single interception that would otherwise have been missed — enabled by PDF parsing, a history query, or a timely automated alert — recovers the full system cost. The one-time investment is ₹4,95,600; the value of one missed interception is many times that.</w:t>
+      </w:r>
+    </w:p>
+    <w:p>
+      <w:pPr>
+        <w:spacing w:after="120" w:before="0"/>
+      </w:pPr>
+    </w:p>
     <w:p>
       <w:pPr>
         <w:spacing w:after="200" w:before="0"/>
@@ -6047,7 +5708,7 @@
           <w:sz w:val="22"/>
           <w:szCs w:val="22"/>
         </w:rPr>
-        <w:t xml:space="preserve">A single missed alert on a blacklisted individual can result in loss of a high-value seizure or arrest opportunity, departmental proceedings, and reputational damage to DRI. Prevention of even one such miss per year justifies the full procurement cost many times over.</w:t>
+        <w:t xml:space="preserve">The four operational gaps addressed by Manifest Watch — PDF manifests going unscreened, monitoring dependent on an officer being at their desk, no accumulated passenger history, and match findings communicated informally — each independently create conditions for a blacklisted individual to pass through undetected. The combined risk is not theoretical; it is a function of the current workflow. A single interception missed as a result carries consequences — evidentiary, operational, and reputational — that far exceed the cost of this system.</w:t>
       </w:r>
     </w:p>
     <w:p>
@@ -6245,7 +5906,7 @@
                 <w:sz w:val="20"/>
                 <w:szCs w:val="20"/>
               </w:rPr>
-              <w:t xml:space="preserve">₹48–60 lakh</w:t>
+              <w:t xml:space="preserve">~₹22 lakh/year</w:t>
             </w:r>
           </w:p>
         </w:tc>
@@ -6334,7 +5995,7 @@
                 <w:sz w:val="20"/>
                 <w:szCs w:val="20"/>
               </w:rPr>
-              <w:t xml:space="preserve">₹75 lakh–1.5 crore</w:t>
+              <w:t xml:space="preserve">₹8–15 lakh/year (subscription)</w:t>
             </w:r>
           </w:p>
         </w:tc>
@@ -6423,7 +6084,7 @@
                 <w:sz w:val="20"/>
                 <w:szCs w:val="20"/>
               </w:rPr>
-              <w:t xml:space="preserve">₹40–80 lakh</w:t>
+              <w:t xml:space="preserve">₹8–20 lakh one-time + ongoing AMC</w:t>
             </w:r>
           </w:p>
         </w:tc>
@@ -6512,7 +6173,7 @@
                 <w:sz w:val="20"/>
                 <w:szCs w:val="20"/>
               </w:rPr>
-              <w:t xml:space="preserve">₹5,69,940 (Year 1)</w:t>
+              <w:t xml:space="preserve">₹5,69,940 (Year 1 all-in)</w:t>
             </w:r>
           </w:p>
         </w:tc>
